--- a/test/out_pdf_to_docx/예약이체_원본동일.docx
+++ b/test/out_pdf_to_docx/예약이체_원본동일.docx
@@ -47,6 +47,19 @@
         </w:drawing>
       </w:r>
     </w:p>
+    <w:p>
+      <w:pPr>
+        <w:spacing w:after="0" w:before="0"/>
+      </w:pPr>
+      <w:r>
+        <w:rPr>
+          <w:vanish/>
+          <w:sz w:val="2"/>
+          <w:szCs w:val="2"/>
+        </w:rPr>
+        <w:t xml:space="preserve">2 0 2 6 - 0 4 - 3 0 1 7 : 5 9 : 5 3 1 / 1 예 약 이 체 내 역 조 회 기 간 2 0 2 6 . 0 4 . 3 0 ~ 2 0 2 6 . 0 5 . 0 3 N o . 상 태 이 체 실 행 일 이 체 시 간 출 금 계 좌 번 호 입 금 은 행 입 금 계 좌 번 호 이 체 금 액 ( 원 ) 보 내 는 분 받 는 분 등 록 일 1 이 체 대 기 2 0 2 6 . 0 5 . 0 1 0 8 : 0 0 이 후 1 0 0 5 - 8 0 0 - 9 6 7 2 1 9 신 한 은 행 1 1 0 3 9 4 0 0 3 0 3 2 4 , 0 0 0 , 0 0 0 （ 주 ） 솔 박 스 김 주 홍 2 0 2 6 . 0 4 . 3 0 2 이 체 대 기 2 0 2 6 . 0 5 . 0 1 0 8 : 0 0 이 후 1 0 0 5 - 8 0 0 - 9 6 7 2 1 9 국 민 은 행 3 4 2 3 0 2 0 4 0 6 0 4 5 6 4 , 0 0 0 , 0 0 0 （ 주 ） 솔 박 스 이 종 필 2 0 2 6 . 0 4 . 3 0 3 이 체 대 기 2 0 2 6 . 0 5 . 0 1 0 8 : 0 0 이 후 1 0 0 5 - 8 0 0 - 9 6 7 2 1 9 국 민 은 행 8 8 4 2 1 0 0 9 9 6 5 8 1 , 0 0 0 , 0 0 0 （ 주 ） 솔 박 스 조 현 서 2 0 2 6 . 0 4 . 3 0 4 이 체 대 기 2 0 2 6 . 0 5 . 0 1 0 8 : 0 0 이 후 1 0 0 5 - 8 0 0 - 9 6 7 2 1 9 우 리 은 행 1 0 0 2 - 0 4 1 - 2 4 7 9 5 6 1 , 0 0 0 , 0 0 0 （ 주 ） 솔 박 스 홍 완 식 2 0 2 6 . 0 4 . 3 0 합 계 총 4 건 1 0 , 0 0 0 , 0 0 0 원</w:t>
+      </w:r>
+    </w:p>
     <w:sectPr>
       <w:pgSz w:w="11906" w:h="16838" w:orient="portrait"/>
       <w:pgMar w:top="0" w:right="0" w:bottom="0" w:left="0" w:header="0" w:footer="0" w:gutter="0"/>
